--- a/03_Outputs/final scripts/zh/Module 4/4.0.0-zh.docx
+++ b/03_Outputs/final scripts/zh/Module 4/4.0.0-zh.docx
@@ -4,22 +4,22 @@
   <w:body>
     <w:p>
       <w:r>
-        <w:t xml:space="preserve">欢迎来到第4单元：为公正能源转型提供融资  </w:t>
+        <w:t xml:space="preserve">欢迎来到第4模块：为公正能源转型提供融资  </w:t>
       </w:r>
     </w:p>
     <w:p>
       <w:r>
-        <w:t xml:space="preserve">全球低碳能源投资正迅速增长——仅在2024年就超过了两万亿美元——但仍远低于实现国际气候目标所需的资金。世界上超过一半的人口生活在新兴市场和发展中经济体，但这些地区吸引的清洁能源投资仅占很小一部分。弥合这一差距对于避免化石燃料的锁定、减少不平等以及实现公正的能源转型至关重要。  </w:t>
+        <w:t xml:space="preserve">全球低碳能源投资正迅速增长——仅在2024年就超过了两万亿美元——但仍远低于实现国际气候目标所需的资金。世界上超过一半的人口生活在新兴市场和发展中经济体，但这些地区吸引的清洁能源投资仅占一小部分。弥合这一差距对于避免化石燃料的锁定、减少不平等以及实现公正的能源转型至关重要。  </w:t>
       </w:r>
     </w:p>
     <w:p>
       <w:r>
-        <w:t xml:space="preserve">本单元将为你提供理解和塑造这一转型背后金融格局的知识与工具。你将探索全球投资流动、市场动态和技术趋势如何重塑可持续能源金融——以及为何银行可行性、监管确定性和多元化供应链是成功的关键。你还将研究公共部门如何通过战略投资、补贴改革、风险管理和支持性政策奠定基础，吸引私人资本并保护脆弱群体。  </w:t>
+        <w:t xml:space="preserve">本模块将为你提供理解和塑造这一转型背后金融格局的知识与工具。你将探索全球投资流动、市场动态和技术趋势如何重塑可持续能源金融——以及为何银行可行性、监管确定性和多元化供应链是成功的关键。你还将研究公共部门如何通过战略投资、补贴改革、风险管理和支持性政策奠定基础，吸引私人资本并保护脆弱群体。  </w:t>
       </w:r>
     </w:p>
     <w:p>
       <w:r>
-        <w:t xml:space="preserve">你还将了解风险缓释、混合融资和监管改革如何释放数万亿的私人资本，特别是在潜力巨大但服务不足的市场中。接着，我们将深入探讨创新的金融工具——绿色债券和可持续发展债券、能源债务置换、碳定价以及新兴的数字工具——这些工具正在改变可再生能源项目的融资和监测方式。最后，我们强调跨领域的优先事项：建立政府、投资者和国际机构之间的有效合作伙伴关系，以及将包容性——尤其是性别平等——融入投资的每个阶段，确保转型惠及所有人。  </w:t>
+        <w:t xml:space="preserve">你还将了解风险缓释、混合融资和监管改革如何解锁数万亿的私人资本，特别是在潜力巨大但服务不足的市场中。接着，我们将深入探讨创新的金融工具——绿色债券和可持续发展债券、能源债务置换、碳定价以及新兴的数字工具——这些工具正在改变可再生能源项目的融资和监测方式。最后，我们强调跨领域的优先事项：建立政府、投资者和国际机构之间的有效合作伙伴关系，以及将包容性——尤其是性别平等——融入投资的每个阶段，确保转型惠及所有人。  </w:t>
       </w:r>
     </w:p>
     <w:p>

--- a/03_Outputs/final scripts/zh/Module 4/4.0.0-zh.docx
+++ b/03_Outputs/final scripts/zh/Module 4/4.0.0-zh.docx
@@ -9,7 +9,7 @@
     </w:p>
     <w:p>
       <w:r>
-        <w:t xml:space="preserve">全球低碳能源投资正迅速增长——仅在2024年就超过了两万亿美元——但仍远低于实现国际气候目标所需的资金。世界上超过一半的人口生活在新兴市场和发展中经济体，但这些地区吸引的清洁能源投资仅占一小部分。弥合这一差距对于避免化石燃料的锁定、减少不平等以及实现公正的能源转型至关重要。  </w:t>
+        <w:t xml:space="preserve">全球低碳能源投资正迅速增长——仅在2024年就超过了两万亿美元——但仍远低于实现国际气候目标所需的资金。世界上超过一半的人口生活在新兴市场和发展中经济体，但这些地区吸引的清洁能源投资仅占很小一部分。弥合这一差距对于避免化石燃料的锁定、减少不平等以及实现公正的能源转型至关重要。  </w:t>
       </w:r>
     </w:p>
     <w:p>
@@ -19,7 +19,7 @@
     </w:p>
     <w:p>
       <w:r>
-        <w:t xml:space="preserve">你还将了解风险缓释、混合融资和监管改革如何解锁数万亿的私人资本，特别是在潜力巨大但服务不足的市场中。接着，我们将深入探讨创新的金融工具——绿色债券和可持续发展债券、能源债务置换、碳定价以及新兴的数字工具——这些工具正在改变可再生能源项目的融资和监测方式。最后，我们强调跨领域的优先事项：建立政府、投资者和国际机构之间的有效合作伙伴关系，以及将包容性——尤其是性别平等——融入投资的每个阶段，确保转型惠及所有人。  </w:t>
+        <w:t xml:space="preserve">你还将了解风险缓释、混合融资和监管改革如何释放数万亿的私人资本，特别是在潜力巨大但服务不足的市场中。接着，我们将深入探讨创新的金融工具——绿色债券和可持续发展债券、能源债务置换、碳定价以及新兴的数字工具——这些工具正在改变可再生能源项目的融资和监测方式。最后，我们强调跨领域的优先事项：建立政府、投资者和国际机构之间的有效合作伙伴关系，以及将包容性——尤其是性别平等——融入投资的每个阶段，确保转型惠及所有人。  </w:t>
       </w:r>
     </w:p>
     <w:p>
